--- a/data/ai_paras/AI_para_32.docx
+++ b/data/ai_paras/AI_para_32.docx
@@ -4,7 +4,7 @@
   <w:body>
     <w:p>
       <w:r>
-        <w:t>In conclusion, this business proposal delineates a comprehensive strategy for revitalizing ambulatory care services within a non-profit rural healthcare organization. By identifying a rural Midwest area as the focal point, the proposal addresses the unique healthcare needs and demographic shifts that influence outpatient surgery demand. It underscores the necessity of aligning organizational practices with health equity principles and compliance with governmental regulations, which together promise to enhance service delivery and patient outcomes. The proposed changes, including the integration of telemedicine and infrastructure investments, are positioned to tackle existing healthcare barriers, thus ensuring equitable access to quality care. Ultimately, the proposal aims to provide the board of directors with actionable insights, guiding them in steering the organization toward a sustainable future in the evolving landscape of ambulatory care.</w:t>
+        <w:t>Furthermore, adherence to governmental regulations and internal policies is crucial for the successful implementation of this organizational change within ambulatory care. The proposal must align with existing healthcare regulations, such as those governing ambulatory surgical centers, to ensure compliance and facilitate strategic planning (Ref-u060287). Additionally, Medicare policies, particularly those influencing access and quality of care, significantly impact ambulatory services. For instance, disparities in access and quality have been noted among minority Medicare beneficiaries, necessitating the development and implementation of equity measures by the Centers for Medicare &amp; Medicaid Services (CMS) to address these gaps (Ref-u060287). Internally, the organization must also establish policies that support equitable access to care, ensuring that all patients benefit equally from the proposed changes and that the organization remains compliant with both federal and state laws.</w:t>
       </w:r>
     </w:p>
     <w:sectPr>
